--- a/manuali/Manuale Utente.docx
+++ b/manuali/Manuale Utente.docx
@@ -128,7 +128,13 @@
         <w:rPr>
           <w:rFonts w:cstheme="minorHAnsi"/>
         </w:rPr>
-        <w:t>0.2</w:t>
+        <w:t>0.</w:t>
+      </w:r>
+      <w:r>
+        <w:rPr>
+          <w:rFonts w:cstheme="minorHAnsi"/>
+        </w:rPr>
+        <w:t>5</w:t>
       </w:r>
     </w:p>
     <w:p>
@@ -703,14 +709,7 @@
             <w:rStyle w:val="Collegamentoipertestuale"/>
             <w:rFonts w:cstheme="minorHAnsi"/>
           </w:rPr>
-          <w:t>https://github.co</w:t>
-        </w:r>
-        <w:r>
-          <w:rPr>
-            <w:rStyle w:val="Collegamentoipertestuale"/>
-            <w:rFonts w:cstheme="minorHAnsi"/>
-          </w:rPr>
-          <w:t>m/filMolteni/The-Knife</w:t>
+          <w:t>https://github.com/filMolteni/The-Knife</w:t>
         </w:r>
       </w:hyperlink>
     </w:p>
@@ -1051,7 +1050,7 @@
       <w:pPr>
         <w:numPr>
           <w:ilvl w:val="0"/>
-          <w:numId w:val="6"/>
+          <w:numId w:val="5"/>
         </w:numPr>
         <w:tabs>
           <w:tab w:val="clear" w:pos="720"/>
@@ -1066,7 +1065,7 @@
         <w:rPr>
           <w:rFonts w:cstheme="minorHAnsi"/>
         </w:rPr>
-        <w:t>Aggiungi ai preferiti</w:t>
+        <w:t>Visualizza ristoranti</w:t>
       </w:r>
     </w:p>
     <w:p>
@@ -1088,7 +1087,7 @@
         <w:rPr>
           <w:rFonts w:cstheme="minorHAnsi"/>
         </w:rPr>
-        <w:t>Visualizza preferiti</w:t>
+        <w:t>Aggiungi ai preferiti</w:t>
       </w:r>
     </w:p>
     <w:p>
@@ -1110,7 +1109,7 @@
         <w:rPr>
           <w:rFonts w:cstheme="minorHAnsi"/>
         </w:rPr>
-        <w:t>Aggiungi recensione</w:t>
+        <w:t>Visualizza preferiti</w:t>
       </w:r>
     </w:p>
     <w:p>
@@ -1132,7 +1131,7 @@
         <w:rPr>
           <w:rFonts w:cstheme="minorHAnsi"/>
         </w:rPr>
-        <w:t>Modifica recensione</w:t>
+        <w:t>Aggiungi recensione</w:t>
       </w:r>
     </w:p>
     <w:p>
@@ -1154,7 +1153,7 @@
         <w:rPr>
           <w:rFonts w:cstheme="minorHAnsi"/>
         </w:rPr>
-        <w:t>Cancella recensione</w:t>
+        <w:t>Modifica recensione</w:t>
       </w:r>
     </w:p>
     <w:p>
@@ -1176,8 +1175,73 @@
         <w:rPr>
           <w:rFonts w:cstheme="minorHAnsi"/>
         </w:rPr>
+        <w:t>Cancella recensione</w:t>
+      </w:r>
+    </w:p>
+    <w:p>
+      <w:pPr>
+        <w:numPr>
+          <w:ilvl w:val="0"/>
+          <w:numId w:val="6"/>
+        </w:numPr>
+        <w:tabs>
+          <w:tab w:val="clear" w:pos="720"/>
+          <w:tab w:val="num" w:pos="1428"/>
+        </w:tabs>
+        <w:ind w:left="1428"/>
+        <w:rPr>
+          <w:rFonts w:cstheme="minorHAnsi"/>
+        </w:rPr>
+      </w:pPr>
+      <w:r>
+        <w:rPr>
+          <w:rFonts w:cstheme="minorHAnsi"/>
+        </w:rPr>
         <w:t>Logout</w:t>
       </w:r>
+    </w:p>
+    <w:p>
+      <w:pPr>
+        <w:numPr>
+          <w:ilvl w:val="0"/>
+          <w:numId w:val="6"/>
+        </w:numPr>
+        <w:tabs>
+          <w:tab w:val="clear" w:pos="720"/>
+          <w:tab w:val="num" w:pos="1428"/>
+        </w:tabs>
+        <w:ind w:left="1428"/>
+        <w:rPr>
+          <w:rFonts w:cstheme="minorHAnsi"/>
+        </w:rPr>
+      </w:pPr>
+      <w:r>
+        <w:rPr>
+          <w:rFonts w:cstheme="minorHAnsi"/>
+        </w:rPr>
+        <w:t>Esci</w:t>
+      </w:r>
+    </w:p>
+    <w:p>
+      <w:pPr>
+        <w:rPr>
+          <w:rFonts w:cstheme="minorHAnsi"/>
+        </w:rPr>
+      </w:pPr>
+    </w:p>
+    <w:p>
+      <w:pPr>
+        <w:rPr>
+          <w:rFonts w:cstheme="minorHAnsi"/>
+        </w:rPr>
+      </w:pPr>
+    </w:p>
+    <w:p>
+      <w:pPr>
+        <w:rPr>
+          <w:rFonts w:cstheme="minorHAnsi"/>
+        </w:rPr>
+      </w:pPr>
     </w:p>
     <w:p>
       <w:pPr>
@@ -1194,6 +1258,7 @@
           <w:b/>
           <w:bCs/>
         </w:rPr>
+        <w:lastRenderedPageBreak/>
         <w:t>Funzionalità utente (ristoratore) dopo il login:</w:t>
       </w:r>
     </w:p>
@@ -1227,7 +1292,6 @@
         </w:numPr>
         <w:tabs>
           <w:tab w:val="clear" w:pos="720"/>
-          <w:tab w:val="num" w:pos="1428"/>
         </w:tabs>
         <w:ind w:left="1428"/>
         <w:rPr>
@@ -1238,7 +1302,7 @@
         <w:rPr>
           <w:rFonts w:cstheme="minorHAnsi"/>
         </w:rPr>
-        <w:t>Visualizza recensioni dei propri ristoranti e rispondi</w:t>
+        <w:t>Visualizza ristoranti</w:t>
       </w:r>
     </w:p>
     <w:p>
@@ -1260,11 +1324,41 @@
         <w:rPr>
           <w:rFonts w:cstheme="minorHAnsi"/>
         </w:rPr>
+        <w:t>Visualizza recensioni dei propri ristoranti e rispondi</w:t>
+      </w:r>
+    </w:p>
+    <w:p>
+      <w:pPr>
+        <w:numPr>
+          <w:ilvl w:val="0"/>
+          <w:numId w:val="7"/>
+        </w:numPr>
+        <w:tabs>
+          <w:tab w:val="clear" w:pos="720"/>
+          <w:tab w:val="num" w:pos="1428"/>
+        </w:tabs>
+        <w:ind w:left="1428"/>
+        <w:rPr>
+          <w:rFonts w:cstheme="minorHAnsi"/>
+        </w:rPr>
+      </w:pPr>
+      <w:r>
+        <w:rPr>
+          <w:rFonts w:cstheme="minorHAnsi"/>
+        </w:rPr>
         <w:t>Logout</w:t>
       </w:r>
     </w:p>
     <w:p>
       <w:pPr>
+        <w:ind w:left="1428"/>
+        <w:rPr>
+          <w:rFonts w:cstheme="minorHAnsi"/>
+        </w:rPr>
+      </w:pPr>
+    </w:p>
+    <w:p>
+      <w:pPr>
         <w:rPr>
           <w:rFonts w:cstheme="minorHAnsi"/>
         </w:rPr>
@@ -1286,7 +1380,6 @@
         <w:rPr>
           <w:rFonts w:cstheme="minorHAnsi"/>
         </w:rPr>
-        <w:lastRenderedPageBreak/>
         <w:t>Esempio del programma in uso:</w:t>
       </w:r>
     </w:p>
@@ -1299,6 +1392,7 @@
       <w:r>
         <w:rPr>
           <w:rFonts w:cstheme="minorHAnsi"/>
+          <w:noProof/>
         </w:rPr>
         <w:drawing>
           <wp:inline distT="0" distB="0" distL="0" distR="0" wp14:anchorId="1738B19C" wp14:editId="76A0A89F">
@@ -1348,10 +1442,10 @@
           <w:rFonts w:cstheme="minorHAnsi"/>
         </w:rPr>
         <w:drawing>
-          <wp:inline distT="0" distB="0" distL="0" distR="0" wp14:anchorId="292278B8" wp14:editId="47205B3A">
-            <wp:extent cx="6120130" cy="2085975"/>
-            <wp:effectExtent l="0" t="0" r="0" b="9525"/>
-            <wp:docPr id="1002107687" name="Immagine 1" descr="Immagine che contiene testo, schermata, Carattere&#10;&#10;Il contenuto generato dall'IA potrebbe non essere corretto."/>
+          <wp:inline distT="0" distB="0" distL="0" distR="0" wp14:anchorId="49E1A76B" wp14:editId="6FAC87AD">
+            <wp:extent cx="5191850" cy="3562847"/>
+            <wp:effectExtent l="0" t="0" r="8890" b="0"/>
+            <wp:docPr id="1529942758" name="Immagine 1" descr="Immagine che contiene testo, schermata, Carattere&#10;&#10;Il contenuto generato dall'IA potrebbe non essere corretto."/>
             <wp:cNvGraphicFramePr>
               <a:graphicFrameLocks xmlns:a="http://schemas.openxmlformats.org/drawingml/2006/main" noChangeAspect="1"/>
             </wp:cNvGraphicFramePr>
@@ -1359,7 +1453,7 @@
               <a:graphicData uri="http://schemas.openxmlformats.org/drawingml/2006/picture">
                 <pic:pic xmlns:pic="http://schemas.openxmlformats.org/drawingml/2006/picture">
                   <pic:nvPicPr>
-                    <pic:cNvPr id="1002107687" name="Immagine 1" descr="Immagine che contiene testo, schermata, Carattere&#10;&#10;Il contenuto generato dall'IA potrebbe non essere corretto."/>
+                    <pic:cNvPr id="1529942758" name="Immagine 1" descr="Immagine che contiene testo, schermata, Carattere&#10;&#10;Il contenuto generato dall'IA potrebbe non essere corretto."/>
                     <pic:cNvPicPr/>
                   </pic:nvPicPr>
                   <pic:blipFill>
@@ -1371,7 +1465,7 @@
                   <pic:spPr>
                     <a:xfrm>
                       <a:off x="0" y="0"/>
-                      <a:ext cx="6120130" cy="2085975"/>
+                      <a:ext cx="5191850" cy="3562847"/>
                     </a:xfrm>
                     <a:prstGeom prst="rect">
                       <a:avLst/>
@@ -1394,11 +1488,12 @@
         <w:rPr>
           <w:rFonts w:cstheme="minorHAnsi"/>
         </w:rPr>
+        <w:lastRenderedPageBreak/>
         <w:drawing>
-          <wp:inline distT="0" distB="0" distL="0" distR="0" wp14:anchorId="16D44306" wp14:editId="121D3805">
-            <wp:extent cx="4096322" cy="3410426"/>
-            <wp:effectExtent l="0" t="0" r="0" b="0"/>
-            <wp:docPr id="301014090" name="Immagine 1" descr="Immagine che contiene testo, schermata, Carattere&#10;&#10;Il contenuto generato dall'IA potrebbe non essere corretto."/>
+          <wp:inline distT="0" distB="0" distL="0" distR="0" wp14:anchorId="3FC39991" wp14:editId="35BAFAF3">
+            <wp:extent cx="4115374" cy="3781953"/>
+            <wp:effectExtent l="0" t="0" r="0" b="9525"/>
+            <wp:docPr id="1025727356" name="Immagine 1" descr="Immagine che contiene testo, schermata, Carattere&#10;&#10;Il contenuto generato dall'IA potrebbe non essere corretto."/>
             <wp:cNvGraphicFramePr>
               <a:graphicFrameLocks xmlns:a="http://schemas.openxmlformats.org/drawingml/2006/main" noChangeAspect="1"/>
             </wp:cNvGraphicFramePr>
@@ -1406,7 +1501,7 @@
               <a:graphicData uri="http://schemas.openxmlformats.org/drawingml/2006/picture">
                 <pic:pic xmlns:pic="http://schemas.openxmlformats.org/drawingml/2006/picture">
                   <pic:nvPicPr>
-                    <pic:cNvPr id="301014090" name="Immagine 1" descr="Immagine che contiene testo, schermata, Carattere&#10;&#10;Il contenuto generato dall'IA potrebbe non essere corretto."/>
+                    <pic:cNvPr id="1025727356" name="Immagine 1" descr="Immagine che contiene testo, schermata, Carattere&#10;&#10;Il contenuto generato dall'IA potrebbe non essere corretto."/>
                     <pic:cNvPicPr/>
                   </pic:nvPicPr>
                   <pic:blipFill>
@@ -1418,7 +1513,7 @@
                   <pic:spPr>
                     <a:xfrm>
                       <a:off x="0" y="0"/>
-                      <a:ext cx="4096322" cy="3410426"/>
+                      <a:ext cx="4115374" cy="3781953"/>
                     </a:xfrm>
                     <a:prstGeom prst="rect">
                       <a:avLst/>
@@ -1470,7 +1565,6 @@
           <w:sz w:val="28"/>
           <w:szCs w:val="28"/>
         </w:rPr>
-        <w:lastRenderedPageBreak/>
         <w:t xml:space="preserve">5. </w:t>
       </w:r>
       <w:bookmarkStart w:id="4" w:name="DatasetDiTest"/>
@@ -1769,6 +1863,7 @@
         <w:rPr>
           <w:rFonts w:cstheme="minorHAnsi"/>
         </w:rPr>
+        <w:lastRenderedPageBreak/>
         <w:t xml:space="preserve">W3Schools – </w:t>
       </w:r>
       <w:hyperlink r:id="rId10" w:history="1">
@@ -1777,14 +1872,7 @@
             <w:rStyle w:val="Collegamentoipertestuale"/>
             <w:rFonts w:cstheme="minorHAnsi"/>
           </w:rPr>
-          <w:t>https://www.w3s</w:t>
-        </w:r>
-        <w:r>
-          <w:rPr>
-            <w:rStyle w:val="Collegamentoipertestuale"/>
-            <w:rFonts w:cstheme="minorHAnsi"/>
-          </w:rPr>
-          <w:t>chools.com/</w:t>
+          <w:t>https://www.w3schools.com/</w:t>
         </w:r>
       </w:hyperlink>
     </w:p>
@@ -1840,6 +1928,7 @@
       <w:r>
         <w:rPr>
           <w:rFonts w:cstheme="minorHAnsi"/>
+          <w:noProof/>
         </w:rPr>
         <w:drawing>
           <wp:inline distT="0" distB="0" distL="0" distR="0" wp14:anchorId="1CCB3E58" wp14:editId="3A0638BF">
@@ -3187,7 +3276,7 @@
         <w:sz w:val="20"/>
       </w:rPr>
     </w:lvl>
-    <w:lvl w:ilvl="1" w:tentative="1">
+    <w:lvl w:ilvl="1">
       <w:start w:val="1"/>
       <w:numFmt w:val="bullet"/>
       <w:lvlText w:val="o"/>
